--- a/studie/word/Webgewerk-Aufgabenliste.docx
+++ b/studie/word/Webgewerk-Aufgabenliste.docx
@@ -963,7 +963,7 @@
                 <w:sz w:val="20"/>
                 <w:szCs w:val="20"/>
               </w:rPr>
-              <w:t xml:space="preserve">Entscheiden, was der Kunde selbst bedienen kann — drei Wege stehen zur Wahl </w:t>
+              <w:t xml:space="preserve">Pflegebereich und Kontaktformular auf echtem Hosting testen — vor allem, ob der Mailversand ankommt </w:t>
             </w:r>
             <w:r>
               <w:rPr>
@@ -973,7 +973,7 @@
                 <w:sz w:val="20"/>
                 <w:szCs w:val="20"/>
               </w:rPr>
-              <w:t xml:space="preserve">— hängt technisch am Kontaktformular: beides braucht dieselbe Sorte Endpunkt. Zusammen entscheiden</w:t>
+              <w:t xml:space="preserve">— entschieden und gebaut (studie/pflege). Offen ist nur der Test auf einem Tarif eines Kunden</w:t>
             </w:r>
           </w:p>
         </w:tc>

--- a/studie/word/Webgewerk-Aufgabenliste.docx
+++ b/studie/word/Webgewerk-Aufgabenliste.docx
@@ -1437,6 +1437,122 @@
           </w:p>
         </w:tc>
       </w:tr>
+      <w:tr>
+        <w:tc>
+          <w:tcPr>
+            <w:tcW w:type="dxa" w:w="420"/>
+            <w:tcMar>
+              <w:top w:type="dxa" w:w="60"/>
+              <w:left w:type="dxa" w:w="100"/>
+              <w:bottom w:type="dxa" w:w="60"/>
+              <w:right w:type="dxa" w:w="100"/>
+            </w:tcMar>
+          </w:tcPr>
+          <w:p>
+            <w:pPr>
+              <w:spacing w:after="0" w:line="260"/>
+            </w:pPr>
+            <w:r>
+              <w:rPr>
+                <w:b w:val="false"/>
+                <w:bCs w:val="false"/>
+                <w:color w:val="000000"/>
+                <w:sz w:val="20"/>
+                <w:szCs w:val="20"/>
+              </w:rPr>
+              <w:t xml:space="preserve">☐</w:t>
+            </w:r>
+          </w:p>
+        </w:tc>
+        <w:tc>
+          <w:tcPr>
+            <w:tcW w:type="dxa" w:w="800"/>
+            <w:tcMar>
+              <w:top w:type="dxa" w:w="60"/>
+              <w:left w:type="dxa" w:w="100"/>
+              <w:bottom w:type="dxa" w:w="60"/>
+              <w:right w:type="dxa" w:w="100"/>
+            </w:tcMar>
+          </w:tcPr>
+          <w:p>
+            <w:pPr>
+              <w:spacing w:after="0" w:line="260"/>
+            </w:pPr>
+            <w:r>
+              <w:rPr>
+                <w:b/>
+                <w:bCs/>
+                <w:color w:val="C00000"/>
+                <w:sz w:val="20"/>
+                <w:szCs w:val="20"/>
+              </w:rPr>
+              <w:t xml:space="preserve">C</w:t>
+            </w:r>
+          </w:p>
+        </w:tc>
+        <w:tc>
+          <w:tcPr>
+            <w:tcW w:type="dxa" w:w="1500"/>
+            <w:tcMar>
+              <w:top w:type="dxa" w:w="60"/>
+              <w:left w:type="dxa" w:w="100"/>
+              <w:bottom w:type="dxa" w:w="60"/>
+              <w:right w:type="dxa" w:w="100"/>
+            </w:tcMar>
+          </w:tcPr>
+          <w:p>
+            <w:pPr>
+              <w:spacing w:after="0" w:line="260"/>
+            </w:pPr>
+            <w:r>
+              <w:rPr>
+                <w:b/>
+                <w:bCs/>
+                <w:color w:val="C00000"/>
+                <w:sz w:val="20"/>
+                <w:szCs w:val="20"/>
+              </w:rPr>
+              <w:t xml:space="preserve">21.08.</w:t>
+            </w:r>
+          </w:p>
+        </w:tc>
+        <w:tc>
+          <w:tcPr>
+            <w:tcW w:type="dxa" w:w="6280"/>
+            <w:tcMar>
+              <w:top w:type="dxa" w:w="60"/>
+              <w:left w:type="dxa" w:w="100"/>
+              <w:bottom w:type="dxa" w:w="60"/>
+              <w:right w:type="dxa" w:w="100"/>
+            </w:tcMar>
+          </w:tcPr>
+          <w:p>
+            <w:pPr>
+              <w:spacing w:after="0" w:line="260"/>
+            </w:pPr>
+            <w:r>
+              <w:rPr>
+                <w:b/>
+                <w:bCs/>
+                <w:color w:val="C00000"/>
+                <w:sz w:val="20"/>
+                <w:szCs w:val="20"/>
+              </w:rPr>
+              <w:t xml:space="preserve">Check-Vorlage korrigieren: sie trägt Yanniks Namen mit Kiras Mailadresse </w:t>
+            </w:r>
+            <w:r>
+              <w:rPr>
+                <w:b w:val="false"/>
+                <w:bCs w:val="false"/>
+                <w:color w:val="C00000"/>
+                <w:sz w:val="20"/>
+                <w:szCs w:val="20"/>
+              </w:rPr>
+              <w:t xml:space="preserve">— steht seit dem Konzept-Check offen und ist in keiner Aufgabenliste je aufgetaucht. Auf einem gedruckten Blatt ist das derselbe Fehler wie eine falsche Telefonnummer</w:t>
+            </w:r>
+          </w:p>
+        </w:tc>
+      </w:tr>
     </w:tbl>
     <w:p>
       <w:pPr>
@@ -3505,6 +3621,238 @@
                 <w:szCs w:val="20"/>
               </w:rPr>
               <w:t xml:space="preserve">— rund eine Stunde. Danach steht fest, ob wirklich IONOS und STRATO der Hauptgegner sind — oder die zehn Anbieter aus der Wettbewerbsanalyse</w:t>
+            </w:r>
+          </w:p>
+        </w:tc>
+      </w:tr>
+      <w:tr>
+        <w:tc>
+          <w:tcPr>
+            <w:tcW w:type="dxa" w:w="420"/>
+            <w:tcMar>
+              <w:top w:type="dxa" w:w="60"/>
+              <w:left w:type="dxa" w:w="100"/>
+              <w:bottom w:type="dxa" w:w="60"/>
+              <w:right w:type="dxa" w:w="100"/>
+            </w:tcMar>
+          </w:tcPr>
+          <w:p>
+            <w:pPr>
+              <w:spacing w:after="0" w:line="260"/>
+            </w:pPr>
+            <w:r>
+              <w:rPr>
+                <w:b w:val="false"/>
+                <w:bCs w:val="false"/>
+                <w:color w:val="000000"/>
+                <w:sz w:val="20"/>
+                <w:szCs w:val="20"/>
+              </w:rPr>
+              <w:t xml:space="preserve">☐</w:t>
+            </w:r>
+          </w:p>
+        </w:tc>
+        <w:tc>
+          <w:tcPr>
+            <w:tcW w:type="dxa" w:w="800"/>
+            <w:tcMar>
+              <w:top w:type="dxa" w:w="60"/>
+              <w:left w:type="dxa" w:w="100"/>
+              <w:bottom w:type="dxa" w:w="60"/>
+              <w:right w:type="dxa" w:w="100"/>
+            </w:tcMar>
+          </w:tcPr>
+          <w:p>
+            <w:pPr>
+              <w:spacing w:after="0" w:line="260"/>
+            </w:pPr>
+            <w:r>
+              <w:rPr>
+                <w:b/>
+                <w:bCs/>
+                <w:color w:val="C00000"/>
+                <w:sz w:val="20"/>
+                <w:szCs w:val="20"/>
+              </w:rPr>
+              <w:t xml:space="preserve">Y</w:t>
+            </w:r>
+          </w:p>
+        </w:tc>
+        <w:tc>
+          <w:tcPr>
+            <w:tcW w:type="dxa" w:w="1500"/>
+            <w:tcMar>
+              <w:top w:type="dxa" w:w="60"/>
+              <w:left w:type="dxa" w:w="100"/>
+              <w:bottom w:type="dxa" w:w="60"/>
+              <w:right w:type="dxa" w:w="100"/>
+            </w:tcMar>
+          </w:tcPr>
+          <w:p>
+            <w:pPr>
+              <w:spacing w:after="0" w:line="260"/>
+            </w:pPr>
+            <w:r>
+              <w:rPr>
+                <w:b/>
+                <w:bCs/>
+                <w:color w:val="C00000"/>
+                <w:sz w:val="20"/>
+                <w:szCs w:val="20"/>
+              </w:rPr>
+              <w:t xml:space="preserve">11.09.</w:t>
+            </w:r>
+          </w:p>
+        </w:tc>
+        <w:tc>
+          <w:tcPr>
+            <w:tcW w:type="dxa" w:w="6280"/>
+            <w:tcMar>
+              <w:top w:type="dxa" w:w="60"/>
+              <w:left w:type="dxa" w:w="100"/>
+              <w:bottom w:type="dxa" w:w="60"/>
+              <w:right w:type="dxa" w:w="100"/>
+            </w:tcMar>
+          </w:tcPr>
+          <w:p>
+            <w:pPr>
+              <w:spacing w:after="0" w:line="260"/>
+            </w:pPr>
+            <w:r>
+              <w:rPr>
+                <w:b/>
+                <w:bCs/>
+                <w:color w:val="C00000"/>
+                <w:sz w:val="20"/>
+                <w:szCs w:val="20"/>
+              </w:rPr>
+              <w:t xml:space="preserve">Die 15 % Minderung und den Einbehalt der Anzahlung prüfen lassen </w:t>
+            </w:r>
+            <w:r>
+              <w:rPr>
+                <w:b w:val="false"/>
+                <w:bCs w:val="false"/>
+                <w:color w:val="C00000"/>
+                <w:sz w:val="20"/>
+                <w:szCs w:val="20"/>
+              </w:rPr>
+              <w:t xml:space="preserve">— beides steht im Konzept 4.2 als Vorschlag, nicht als geprüfte Klausel. Gehört in denselben Termin wie Vertrag und AGB</w:t>
+            </w:r>
+          </w:p>
+        </w:tc>
+      </w:tr>
+      <w:tr>
+        <w:tc>
+          <w:tcPr>
+            <w:tcW w:type="dxa" w:w="420"/>
+            <w:tcMar>
+              <w:top w:type="dxa" w:w="60"/>
+              <w:left w:type="dxa" w:w="100"/>
+              <w:bottom w:type="dxa" w:w="60"/>
+              <w:right w:type="dxa" w:w="100"/>
+            </w:tcMar>
+          </w:tcPr>
+          <w:p>
+            <w:pPr>
+              <w:spacing w:after="0" w:line="260"/>
+            </w:pPr>
+            <w:r>
+              <w:rPr>
+                <w:b w:val="false"/>
+                <w:bCs w:val="false"/>
+                <w:color w:val="000000"/>
+                <w:sz w:val="20"/>
+                <w:szCs w:val="20"/>
+              </w:rPr>
+              <w:t xml:space="preserve">☐</w:t>
+            </w:r>
+          </w:p>
+        </w:tc>
+        <w:tc>
+          <w:tcPr>
+            <w:tcW w:type="dxa" w:w="800"/>
+            <w:tcMar>
+              <w:top w:type="dxa" w:w="60"/>
+              <w:left w:type="dxa" w:w="100"/>
+              <w:bottom w:type="dxa" w:w="60"/>
+              <w:right w:type="dxa" w:w="100"/>
+            </w:tcMar>
+          </w:tcPr>
+          <w:p>
+            <w:pPr>
+              <w:spacing w:after="0" w:line="260"/>
+            </w:pPr>
+            <w:r>
+              <w:rPr>
+                <w:b/>
+                <w:bCs/>
+                <w:color w:val="C00000"/>
+                <w:sz w:val="20"/>
+                <w:szCs w:val="20"/>
+              </w:rPr>
+              <w:t xml:space="preserve">Y</w:t>
+            </w:r>
+          </w:p>
+        </w:tc>
+        <w:tc>
+          <w:tcPr>
+            <w:tcW w:type="dxa" w:w="1500"/>
+            <w:tcMar>
+              <w:top w:type="dxa" w:w="60"/>
+              <w:left w:type="dxa" w:w="100"/>
+              <w:bottom w:type="dxa" w:w="60"/>
+              <w:right w:type="dxa" w:w="100"/>
+            </w:tcMar>
+          </w:tcPr>
+          <w:p>
+            <w:pPr>
+              <w:spacing w:after="0" w:line="260"/>
+            </w:pPr>
+            <w:r>
+              <w:rPr>
+                <w:b/>
+                <w:bCs/>
+                <w:color w:val="C00000"/>
+                <w:sz w:val="20"/>
+                <w:szCs w:val="20"/>
+              </w:rPr>
+              <w:t xml:space="preserve">11.09.</w:t>
+            </w:r>
+          </w:p>
+        </w:tc>
+        <w:tc>
+          <w:tcPr>
+            <w:tcW w:type="dxa" w:w="6280"/>
+            <w:tcMar>
+              <w:top w:type="dxa" w:w="60"/>
+              <w:left w:type="dxa" w:w="100"/>
+              <w:bottom w:type="dxa" w:w="60"/>
+              <w:right w:type="dxa" w:w="100"/>
+            </w:tcMar>
+          </w:tcPr>
+          <w:p>
+            <w:pPr>
+              <w:spacing w:after="0" w:line="260"/>
+            </w:pPr>
+            <w:r>
+              <w:rPr>
+                <w:b/>
+                <w:bCs/>
+                <w:color w:val="C00000"/>
+                <w:sz w:val="20"/>
+                <w:szCs w:val="20"/>
+              </w:rPr>
+              <w:t xml:space="preserve">KSK-Aufnahme klären: kommt sie in Frage, und droht eine rückwirkende Beitragsnachforderung? </w:t>
+            </w:r>
+            <w:r>
+              <w:rPr>
+                <w:b w:val="false"/>
+                <w:bCs w:val="false"/>
+                <w:color w:val="C00000"/>
+                <w:sz w:val="20"/>
+                <w:szCs w:val="20"/>
+              </w:rPr>
+              <w:t xml:space="preserve">— im Konzept 13.5 als Unsicherheit vermerkt, in keiner Aufgabenliste je aufgetaucht. Rückwirkend kann das teuer werden</w:t>
             </w:r>
           </w:p>
         </w:tc>
